--- a/gates/design/VLMS_BRD.docx
+++ b/gates/design/VLMS_BRD.docx
@@ -201,7 +201,7 @@
                 <w:rFonts w:ascii="Arial" w:hAnsi="Arial"/>
                 <w:sz w:val="20"/>
               </w:rPr>
-              <w:t>1.0</w:t>
+              <w:t>1.1</w:t>
             </w:r>
           </w:p>
         </w:tc>
@@ -670,6 +670,80 @@
           </w:p>
         </w:tc>
       </w:tr>
+      <w:tr>
+        <w:tc>
+          <w:tcPr>
+            <w:tcW w:type="dxa" w:w="1150"/>
+            <w:shd w:val="clear" w:color="auto" w:fill="FFFFFF"/>
+          </w:tcPr>
+          <w:p>
+            <w:pPr>
+              <w:spacing w:after="40" w:before="40"/>
+            </w:pPr>
+            <w:r>
+              <w:rPr>
+                <w:rFonts w:ascii="Arial" w:hAnsi="Arial"/>
+                <w:sz w:val="20"/>
+              </w:rPr>
+              <w:t>1.1</w:t>
+            </w:r>
+          </w:p>
+        </w:tc>
+        <w:tc>
+          <w:tcPr>
+            <w:tcW w:type="dxa" w:w="1500"/>
+            <w:shd w:val="clear" w:color="auto" w:fill="FFFFFF"/>
+          </w:tcPr>
+          <w:p>
+            <w:pPr>
+              <w:spacing w:after="40" w:before="40"/>
+            </w:pPr>
+            <w:r>
+              <w:rPr>
+                <w:rFonts w:ascii="Arial" w:hAnsi="Arial"/>
+                <w:sz w:val="20"/>
+              </w:rPr>
+              <w:t>17 July 2026</w:t>
+            </w:r>
+          </w:p>
+        </w:tc>
+        <w:tc>
+          <w:tcPr>
+            <w:tcW w:type="dxa" w:w="2700"/>
+            <w:shd w:val="clear" w:color="auto" w:fill="FFFFFF"/>
+          </w:tcPr>
+          <w:p>
+            <w:pPr>
+              <w:spacing w:after="40" w:before="40"/>
+            </w:pPr>
+            <w:r>
+              <w:rPr>
+                <w:rFonts w:ascii="Arial" w:hAnsi="Arial"/>
+                <w:sz w:val="20"/>
+              </w:rPr>
+              <w:t>Philip</w:t>
+            </w:r>
+          </w:p>
+        </w:tc>
+        <w:tc>
+          <w:tcPr>
+            <w:tcW w:type="dxa" w:w="3676"/>
+            <w:shd w:val="clear" w:color="auto" w:fill="FFFFFF"/>
+          </w:tcPr>
+          <w:p>
+            <w:pPr>
+              <w:spacing w:after="40" w:before="40"/>
+            </w:pPr>
+            <w:r>
+              <w:rPr>
+                <w:rFonts w:ascii="Arial" w:hAnsi="Arial"/>
+                <w:sz w:val="20"/>
+              </w:rPr>
+              <w:t>Re-render: section 9 dependency references updated to match the corrected governance/raid.md (D-001/D-002 now decided per ADR-0001).</w:t>
+            </w:r>
+          </w:p>
+        </w:tc>
+      </w:tr>
     </w:tbl>
     <w:p>
       <w:pPr>
@@ -718,8 +792,7 @@
           <w:rFonts w:ascii="Arial" w:hAnsi="Arial"/>
           <w:b w:val="0"/>
           <w:i/>
-          <w:color w:val="6B7280"/>
-          <w:sz w:val="20"/>
+          <w:sz w:val="22"/>
         </w:rPr>
         <w:t>Satisfies: ISO/IEC/IEEE 29148:2018 (requirements engineering); BABOK Guide v3 (business analysis conventions).</w:t>
       </w:r>
@@ -840,7 +913,7 @@
     </w:p>
     <w:p>
       <w:pPr>
-        <w:pStyle w:val="ListNumber"/>
+        <w:pStyle w:val="ListBullet"/>
         <w:spacing w:after="60"/>
       </w:pPr>
       <w:r>
@@ -853,7 +926,7 @@
     </w:p>
     <w:p>
       <w:pPr>
-        <w:pStyle w:val="ListNumber"/>
+        <w:pStyle w:val="ListBullet"/>
         <w:spacing w:after="60"/>
       </w:pPr>
       <w:r>
@@ -866,7 +939,7 @@
     </w:p>
     <w:p>
       <w:pPr>
-        <w:pStyle w:val="ListNumber"/>
+        <w:pStyle w:val="ListBullet"/>
         <w:spacing w:after="60"/>
       </w:pPr>
       <w:r>
@@ -879,7 +952,7 @@
     </w:p>
     <w:p>
       <w:pPr>
-        <w:pStyle w:val="ListNumber"/>
+        <w:pStyle w:val="ListBullet"/>
         <w:spacing w:after="60"/>
       </w:pPr>
       <w:r>
@@ -928,8 +1001,7 @@
         <w:rPr>
           <w:rFonts w:ascii="Arial" w:hAnsi="Arial"/>
           <w:b w:val="0"/>
-          <w:i/>
-          <w:color w:val="A83E00"/>
+          <w:i w:val="0"/>
           <w:sz w:val="22"/>
         </w:rPr>
         <w:t>[TBC – owner: Philip] Frequency of use and device context per persona has not yet been captured (stakeholders.md).</w:t>
@@ -959,8 +1031,7 @@
         <w:rPr>
           <w:rFonts w:ascii="Arial" w:hAnsi="Arial"/>
           <w:b w:val="0"/>
-          <w:i/>
-          <w:color w:val="A83E00"/>
+          <w:i w:val="0"/>
           <w:sz w:val="22"/>
         </w:rPr>
         <w:t>[TBC – owner: Philip] user-journeys.md is not yet started; no current-state or target-state journeys have been documented. The current-state summary below is drawn from problem-statement.md only, not from mapped user journeys.</w:t>
@@ -1004,8 +1075,7 @@
         <w:rPr>
           <w:rFonts w:ascii="Arial" w:hAnsi="Arial"/>
           <w:b w:val="0"/>
-          <w:i/>
-          <w:color w:val="A83E00"/>
+          <w:i w:val="0"/>
           <w:sz w:val="22"/>
         </w:rPr>
         <w:t>[TBC – owner: Philip] business-requirements.md records scope at a narrative MoSCoW level; the BR-001–BR-006 identifiers below are the provisional groupings assigned during design in quality/traceability.md, not yet split into finer-grained discrete BR-nnn entries in business-requirements.md itself.</w:t>
@@ -1033,7 +1103,7 @@
       <w:tr>
         <w:tc>
           <w:tcPr>
-            <w:tcW w:type="dxa" w:w="910"/>
+            <w:tcW w:type="dxa" w:w="900"/>
             <w:shd w:val="clear" w:color="auto" w:fill="374151"/>
           </w:tcPr>
           <w:p>
@@ -1053,7 +1123,7 @@
         </w:tc>
         <w:tc>
           <w:tcPr>
-            <w:tcW w:type="dxa" w:w="1112"/>
+            <w:tcW w:type="dxa" w:w="1300"/>
             <w:shd w:val="clear" w:color="auto" w:fill="374151"/>
           </w:tcPr>
           <w:p>
@@ -1073,7 +1143,7 @@
         </w:tc>
         <w:tc>
           <w:tcPr>
-            <w:tcW w:type="dxa" w:w="7004"/>
+            <w:tcW w:type="dxa" w:w="6826"/>
             <w:shd w:val="clear" w:color="auto" w:fill="374151"/>
           </w:tcPr>
           <w:p>
@@ -1095,7 +1165,7 @@
       <w:tr>
         <w:tc>
           <w:tcPr>
-            <w:tcW w:type="dxa" w:w="910"/>
+            <w:tcW w:type="dxa" w:w="900"/>
             <w:shd w:val="clear" w:color="auto" w:fill="F3F4F6"/>
           </w:tcPr>
           <w:p>
@@ -1113,7 +1183,7 @@
         </w:tc>
         <w:tc>
           <w:tcPr>
-            <w:tcW w:type="dxa" w:w="1112"/>
+            <w:tcW w:type="dxa" w:w="1300"/>
             <w:shd w:val="clear" w:color="auto" w:fill="F3F4F6"/>
           </w:tcPr>
           <w:p>
@@ -1131,7 +1201,7 @@
         </w:tc>
         <w:tc>
           <w:tcPr>
-            <w:tcW w:type="dxa" w:w="7004"/>
+            <w:tcW w:type="dxa" w:w="6826"/>
             <w:shd w:val="clear" w:color="auto" w:fill="F3F4F6"/>
           </w:tcPr>
           <w:p>
@@ -1151,7 +1221,7 @@
       <w:tr>
         <w:tc>
           <w:tcPr>
-            <w:tcW w:type="dxa" w:w="910"/>
+            <w:tcW w:type="dxa" w:w="900"/>
             <w:shd w:val="clear" w:color="auto" w:fill="FFFFFF"/>
           </w:tcPr>
           <w:p>
@@ -1169,7 +1239,7 @@
         </w:tc>
         <w:tc>
           <w:tcPr>
-            <w:tcW w:type="dxa" w:w="1112"/>
+            <w:tcW w:type="dxa" w:w="1300"/>
             <w:shd w:val="clear" w:color="auto" w:fill="FFFFFF"/>
           </w:tcPr>
           <w:p>
@@ -1187,7 +1257,7 @@
         </w:tc>
         <w:tc>
           <w:tcPr>
-            <w:tcW w:type="dxa" w:w="7004"/>
+            <w:tcW w:type="dxa" w:w="6826"/>
             <w:shd w:val="clear" w:color="auto" w:fill="FFFFFF"/>
           </w:tcPr>
           <w:p>
@@ -1207,7 +1277,7 @@
       <w:tr>
         <w:tc>
           <w:tcPr>
-            <w:tcW w:type="dxa" w:w="910"/>
+            <w:tcW w:type="dxa" w:w="900"/>
             <w:shd w:val="clear" w:color="auto" w:fill="F3F4F6"/>
           </w:tcPr>
           <w:p>
@@ -1225,7 +1295,7 @@
         </w:tc>
         <w:tc>
           <w:tcPr>
-            <w:tcW w:type="dxa" w:w="1112"/>
+            <w:tcW w:type="dxa" w:w="1300"/>
             <w:shd w:val="clear" w:color="auto" w:fill="F3F4F6"/>
           </w:tcPr>
           <w:p>
@@ -1243,7 +1313,7 @@
         </w:tc>
         <w:tc>
           <w:tcPr>
-            <w:tcW w:type="dxa" w:w="7004"/>
+            <w:tcW w:type="dxa" w:w="6826"/>
             <w:shd w:val="clear" w:color="auto" w:fill="F3F4F6"/>
           </w:tcPr>
           <w:p>
@@ -1263,7 +1333,7 @@
       <w:tr>
         <w:tc>
           <w:tcPr>
-            <w:tcW w:type="dxa" w:w="910"/>
+            <w:tcW w:type="dxa" w:w="900"/>
             <w:shd w:val="clear" w:color="auto" w:fill="FFFFFF"/>
           </w:tcPr>
           <w:p>
@@ -1281,7 +1351,7 @@
         </w:tc>
         <w:tc>
           <w:tcPr>
-            <w:tcW w:type="dxa" w:w="1112"/>
+            <w:tcW w:type="dxa" w:w="1300"/>
             <w:shd w:val="clear" w:color="auto" w:fill="FFFFFF"/>
           </w:tcPr>
           <w:p>
@@ -1299,7 +1369,7 @@
         </w:tc>
         <w:tc>
           <w:tcPr>
-            <w:tcW w:type="dxa" w:w="7004"/>
+            <w:tcW w:type="dxa" w:w="6826"/>
             <w:shd w:val="clear" w:color="auto" w:fill="FFFFFF"/>
           </w:tcPr>
           <w:p>
@@ -1319,7 +1389,7 @@
       <w:tr>
         <w:tc>
           <w:tcPr>
-            <w:tcW w:type="dxa" w:w="910"/>
+            <w:tcW w:type="dxa" w:w="900"/>
             <w:shd w:val="clear" w:color="auto" w:fill="F3F4F6"/>
           </w:tcPr>
           <w:p>
@@ -1337,7 +1407,7 @@
         </w:tc>
         <w:tc>
           <w:tcPr>
-            <w:tcW w:type="dxa" w:w="1112"/>
+            <w:tcW w:type="dxa" w:w="1300"/>
             <w:shd w:val="clear" w:color="auto" w:fill="F3F4F6"/>
           </w:tcPr>
           <w:p>
@@ -1355,7 +1425,7 @@
         </w:tc>
         <w:tc>
           <w:tcPr>
-            <w:tcW w:type="dxa" w:w="7004"/>
+            <w:tcW w:type="dxa" w:w="6826"/>
             <w:shd w:val="clear" w:color="auto" w:fill="F3F4F6"/>
           </w:tcPr>
           <w:p>
@@ -1375,7 +1445,7 @@
       <w:tr>
         <w:tc>
           <w:tcPr>
-            <w:tcW w:type="dxa" w:w="910"/>
+            <w:tcW w:type="dxa" w:w="900"/>
             <w:shd w:val="clear" w:color="auto" w:fill="FFFFFF"/>
           </w:tcPr>
           <w:p>
@@ -1393,7 +1463,7 @@
         </w:tc>
         <w:tc>
           <w:tcPr>
-            <w:tcW w:type="dxa" w:w="1112"/>
+            <w:tcW w:type="dxa" w:w="1300"/>
             <w:shd w:val="clear" w:color="auto" w:fill="FFFFFF"/>
           </w:tcPr>
           <w:p>
@@ -1411,7 +1481,7 @@
         </w:tc>
         <w:tc>
           <w:tcPr>
-            <w:tcW w:type="dxa" w:w="7004"/>
+            <w:tcW w:type="dxa" w:w="6826"/>
             <w:shd w:val="clear" w:color="auto" w:fill="FFFFFF"/>
           </w:tcPr>
           <w:p>
@@ -1431,7 +1501,7 @@
       <w:tr>
         <w:tc>
           <w:tcPr>
-            <w:tcW w:type="dxa" w:w="910"/>
+            <w:tcW w:type="dxa" w:w="900"/>
             <w:shd w:val="clear" w:color="auto" w:fill="F3F4F6"/>
           </w:tcPr>
           <w:p>
@@ -1449,7 +1519,7 @@
         </w:tc>
         <w:tc>
           <w:tcPr>
-            <w:tcW w:type="dxa" w:w="1112"/>
+            <w:tcW w:type="dxa" w:w="1300"/>
             <w:shd w:val="clear" w:color="auto" w:fill="F3F4F6"/>
           </w:tcPr>
           <w:p>
@@ -1467,7 +1537,7 @@
         </w:tc>
         <w:tc>
           <w:tcPr>
-            <w:tcW w:type="dxa" w:w="7004"/>
+            <w:tcW w:type="dxa" w:w="6826"/>
             <w:shd w:val="clear" w:color="auto" w:fill="F3F4F6"/>
           </w:tcPr>
           <w:p>
@@ -1498,8 +1568,7 @@
         <w:rPr>
           <w:rFonts w:ascii="Arial" w:hAnsi="Arial"/>
           <w:b w:val="0"/>
-          <w:i/>
-          <w:color w:val="A83E00"/>
+          <w:i w:val="0"/>
           <w:sz w:val="22"/>
         </w:rPr>
         <w:t>[TBC – owner: Philip] Auto-promotion logic is carried over as a hypothesis from the prior build and requires confirmation (business-requirements.md).</w:t>
@@ -1635,28 +1704,30 @@
     </w:p>
     <w:p>
       <w:pPr>
-        <w:pStyle w:val="ListBullet"/>
-        <w:spacing w:after="60"/>
+        <w:spacing w:after="120" w:before="0"/>
       </w:pPr>
       <w:r>
         <w:rPr>
           <w:rFonts w:ascii="Arial" w:hAnsi="Arial"/>
+          <w:b w:val="0"/>
+          <w:i w:val="0"/>
           <w:sz w:val="22"/>
         </w:rPr>
-        <w:t>D-001: certificate PDF template design and document-generation approach — not yet finalised.</w:t>
+        <w:t>D-001: certificate PDF generation approach selected (QuestPDF, ADR-0001); a certificate template still needs to be designed before build (functional.md).</w:t>
       </w:r>
     </w:p>
     <w:p>
       <w:pPr>
-        <w:pStyle w:val="ListBullet"/>
-        <w:spacing w:after="60"/>
+        <w:spacing w:after="120" w:before="0"/>
       </w:pPr>
       <w:r>
         <w:rPr>
           <w:rFonts w:ascii="Arial" w:hAnsi="Arial"/>
+          <w:b w:val="0"/>
+          <w:i w:val="0"/>
           <w:sz w:val="22"/>
         </w:rPr>
-        <w:t>D-002: outbound transactional email provider — raid.md records this as not yet selected, though ADR-0001 has since selected Azure Communication Services Email; the dependency register has not yet been closed out.</w:t>
+        <w:t>D-002: outbound transactional email provider selected (Azure Communication Services Email, ADR-0001); a verified sending domain is still required before go-live (ADR-0001 consequences).</w:t>
       </w:r>
     </w:p>
     <w:p>

--- a/gates/design/VLMS_BRD.docx
+++ b/gates/design/VLMS_BRD.docx
@@ -794,7 +794,7 @@
           <w:i/>
           <w:sz w:val="22"/>
         </w:rPr>
-        <w:t>Satisfies: ISO/IEC/IEEE 29148:2018 (requirements engineering); BABOK Guide v3 (business analysis conventions).</w:t>
+        <w:t>Satisfies: ISO/IEC/IEEE 29148:2018 (requirements engineering); BABOK Guide v3 (business analysis conventions). Unchanged this render — problem-statement.md, stakeholders.md, user-journeys.md, business-requirements.md and constraints.md are unaffected by the design-review changes addressed in this package.</w:t>
       </w:r>
     </w:p>
     <w:p>
@@ -824,7 +824,7 @@
           <w:i w:val="0"/>
           <w:sz w:val="22"/>
         </w:rPr>
-        <w:t>VLMS replaces informal spreadsheet-based tracking with a purpose-built system covering progress tracking, curriculum management, safeguarding/consent/DBS administration, parent engagement, certificates/badges, and reporting for the Varangians programme. This is a fresh .NET rebuild; a prior Power Platform implementation was abandoned and is not reused.</w:t>
+        <w:t>VLMS replaces informal spreadsheet-based tracking with a purpose-built system covering progress tracking, curriculum management, safeguarding/consent/DBS administration, and parent engagement, for the Varangians programme. Fresh .NET rebuild; solo-delivered; tens of users per role.</w:t>
       </w:r>
     </w:p>
     <w:p>
@@ -845,54 +845,30 @@
     </w:p>
     <w:p>
       <w:pPr>
-        <w:pStyle w:val="ListBullet"/>
-        <w:spacing w:after="60"/>
+        <w:spacing w:after="120" w:before="0"/>
       </w:pPr>
       <w:r>
         <w:rPr>
           <w:rFonts w:ascii="Arial" w:hAnsi="Arial"/>
+          <w:b w:val="0"/>
+          <w:i w:val="0"/>
           <w:sz w:val="22"/>
         </w:rPr>
-        <w:t>Progress tracking and records are kept in spreadsheets that go out of date; tracking is informal.</w:t>
+        <w:t>Current state: progress tracking and records are kept in spreadsheets that go out of date; tracking is informal. No curriculum management process: lesson content is not periodically reviewed, and there is no structured way to propose or make incremental improvements. No structured parent communication channel around a student's progress. No mechanism to encourage learning/reinforcement at home, between formal sessions.</w:t>
       </w:r>
     </w:p>
     <w:p>
       <w:pPr>
-        <w:pStyle w:val="ListBullet"/>
-        <w:spacing w:after="60"/>
+        <w:spacing w:after="120" w:before="0"/>
       </w:pPr>
       <w:r>
         <w:rPr>
           <w:rFonts w:ascii="Arial" w:hAnsi="Arial"/>
+          <w:b w:val="0"/>
+          <w:i w:val="0"/>
           <w:sz w:val="22"/>
         </w:rPr>
-        <w:t>No curriculum management process: lesson content is not periodically reviewed, and there is no structured way to propose or make incremental improvements to lessons.</w:t>
-      </w:r>
-    </w:p>
-    <w:p>
-      <w:pPr>
-        <w:pStyle w:val="ListBullet"/>
-        <w:spacing w:after="60"/>
-      </w:pPr>
-      <w:r>
-        <w:rPr>
-          <w:rFonts w:ascii="Arial" w:hAnsi="Arial"/>
-          <w:sz w:val="22"/>
-        </w:rPr>
-        <w:t>No structured parent communication channel around a student's progress.</w:t>
-      </w:r>
-    </w:p>
-    <w:p>
-      <w:pPr>
-        <w:pStyle w:val="ListBullet"/>
-        <w:spacing w:after="60"/>
-      </w:pPr>
-      <w:r>
-        <w:rPr>
-          <w:rFonts w:ascii="Arial" w:hAnsi="Arial"/>
-          <w:sz w:val="22"/>
-        </w:rPr>
-        <w:t>No mechanism to encourage learning/reinforcement at home, between formal sessions.</w:t>
+        <w:t>Provenance: fresh .NET rebuild of a previously abandoned Power Platform (SharePoint/Power Apps/Dataverse/Power Automate/Asana) implementation of the same programme. Only the underlying business requirements are carried forward; the prior tooling and design decisions are deliberately not reused.</w:t>
       </w:r>
     </w:p>
     <w:p>
@@ -934,7 +910,7 @@
           <w:rFonts w:ascii="Arial" w:hAnsi="Arial"/>
           <w:sz w:val="22"/>
         </w:rPr>
-        <w:t>Curriculum management process — a repeatable process to periodically review, propose, approve and improve lessons over time.</w:t>
+        <w:t>Curriculum management process — periodic review, propose, approve, incremental improvement.</w:t>
       </w:r>
     </w:p>
     <w:p>
@@ -979,33 +955,299 @@
         <w:t>4. Stakeholders</w:t>
       </w:r>
     </w:p>
+    <w:tbl>
+      <w:tblPr>
+        <w:tblW w:type="auto" w:w="0"/>
+        <w:jc w:val="center"/>
+        <w:tblLook w:firstColumn="1" w:firstRow="1" w:lastColumn="0" w:lastRow="0" w:noHBand="0" w:noVBand="1" w:val="04A0"/>
+        <w:tblBorders>
+          <w:top w:val="single" w:sz="4" w:color="C7D7D9"/>
+          <w:left w:val="single" w:sz="4" w:color="C7D7D9"/>
+          <w:bottom w:val="single" w:sz="4" w:color="C7D7D9"/>
+          <w:right w:val="single" w:sz="4" w:color="C7D7D9"/>
+          <w:insideH w:val="single" w:sz="4" w:color="C7D7D9"/>
+          <w:insideV w:val="single" w:sz="4" w:color="C7D7D9"/>
+        </w:tblBorders>
+      </w:tblPr>
+      <w:tblGrid>
+        <w:gridCol w:w="4513"/>
+        <w:gridCol w:w="4513"/>
+      </w:tblGrid>
+      <w:tr>
+        <w:tc>
+          <w:tcPr>
+            <w:tcW w:type="dxa" w:w="2600"/>
+            <w:shd w:val="clear" w:color="auto" w:fill="374151"/>
+          </w:tcPr>
+          <w:p>
+            <w:pPr>
+              <w:spacing w:after="40" w:before="40"/>
+            </w:pPr>
+            <w:r>
+              <w:rPr>
+                <w:rFonts w:ascii="Arial" w:hAnsi="Arial"/>
+                <w:b/>
+                <w:color w:val="FFFFFF"/>
+                <w:sz w:val="20"/>
+              </w:rPr>
+              <w:t>Persona</w:t>
+            </w:r>
+          </w:p>
+        </w:tc>
+        <w:tc>
+          <w:tcPr>
+            <w:tcW w:type="dxa" w:w="6426"/>
+            <w:shd w:val="clear" w:color="auto" w:fill="374151"/>
+          </w:tcPr>
+          <w:p>
+            <w:pPr>
+              <w:spacing w:after="40" w:before="40"/>
+            </w:pPr>
+            <w:r>
+              <w:rPr>
+                <w:rFonts w:ascii="Arial" w:hAnsi="Arial"/>
+                <w:b/>
+                <w:color w:val="FFFFFF"/>
+                <w:sz w:val="20"/>
+              </w:rPr>
+              <w:t>Role summary</w:t>
+            </w:r>
+          </w:p>
+        </w:tc>
+      </w:tr>
+      <w:tr>
+        <w:tc>
+          <w:tcPr>
+            <w:tcW w:type="dxa" w:w="2600"/>
+            <w:shd w:val="clear" w:color="auto" w:fill="F3F4F6"/>
+          </w:tcPr>
+          <w:p>
+            <w:pPr>
+              <w:spacing w:after="40" w:before="40"/>
+            </w:pPr>
+            <w:r>
+              <w:rPr>
+                <w:rFonts w:ascii="Arial" w:hAnsi="Arial"/>
+                <w:sz w:val="20"/>
+              </w:rPr>
+              <w:t>Admin/Leader (Philip)</w:t>
+            </w:r>
+          </w:p>
+        </w:tc>
+        <w:tc>
+          <w:tcPr>
+            <w:tcW w:type="dxa" w:w="6426"/>
+            <w:shd w:val="clear" w:color="auto" w:fill="F3F4F6"/>
+          </w:tcPr>
+          <w:p>
+            <w:pPr>
+              <w:spacing w:after="40" w:before="40"/>
+            </w:pPr>
+            <w:r>
+              <w:rPr>
+                <w:rFonts w:ascii="Arial" w:hAnsi="Arial"/>
+                <w:sz w:val="20"/>
+              </w:rPr>
+              <w:t>Sponsor, owner, sole developer/decision-maker; full system access</w:t>
+            </w:r>
+          </w:p>
+        </w:tc>
+      </w:tr>
+      <w:tr>
+        <w:tc>
+          <w:tcPr>
+            <w:tcW w:type="dxa" w:w="2600"/>
+            <w:shd w:val="clear" w:color="auto" w:fill="FFFFFF"/>
+          </w:tcPr>
+          <w:p>
+            <w:pPr>
+              <w:spacing w:after="40" w:before="40"/>
+            </w:pPr>
+            <w:r>
+              <w:rPr>
+                <w:rFonts w:ascii="Arial" w:hAnsi="Arial"/>
+                <w:sz w:val="20"/>
+              </w:rPr>
+              <w:t>Teacher</w:t>
+            </w:r>
+          </w:p>
+        </w:tc>
+        <w:tc>
+          <w:tcPr>
+            <w:tcW w:type="dxa" w:w="6426"/>
+            <w:shd w:val="clear" w:color="auto" w:fill="FFFFFF"/>
+          </w:tcPr>
+          <w:p>
+            <w:pPr>
+              <w:spacing w:after="40" w:before="40"/>
+            </w:pPr>
+            <w:r>
+              <w:rPr>
+                <w:rFonts w:ascii="Arial" w:hAnsi="Arial"/>
+                <w:sz w:val="20"/>
+              </w:rPr>
+              <w:t>Proposes lesson changes; marks lesson completions</w:t>
+            </w:r>
+          </w:p>
+        </w:tc>
+      </w:tr>
+      <w:tr>
+        <w:tc>
+          <w:tcPr>
+            <w:tcW w:type="dxa" w:w="2600"/>
+            <w:shd w:val="clear" w:color="auto" w:fill="F3F4F6"/>
+          </w:tcPr>
+          <w:p>
+            <w:pPr>
+              <w:spacing w:after="40" w:before="40"/>
+            </w:pPr>
+            <w:r>
+              <w:rPr>
+                <w:rFonts w:ascii="Arial" w:hAnsi="Arial"/>
+                <w:sz w:val="20"/>
+              </w:rPr>
+              <w:t>Approver</w:t>
+            </w:r>
+          </w:p>
+        </w:tc>
+        <w:tc>
+          <w:tcPr>
+            <w:tcW w:type="dxa" w:w="6426"/>
+            <w:shd w:val="clear" w:color="auto" w:fill="F3F4F6"/>
+          </w:tcPr>
+          <w:p>
+            <w:pPr>
+              <w:spacing w:after="40" w:before="40"/>
+            </w:pPr>
+            <w:r>
+              <w:rPr>
+                <w:rFonts w:ascii="Arial" w:hAnsi="Arial"/>
+                <w:sz w:val="20"/>
+              </w:rPr>
+              <w:t>Curriculum/lesson-change approval only — no consent/DBS role or access</w:t>
+            </w:r>
+          </w:p>
+        </w:tc>
+      </w:tr>
+      <w:tr>
+        <w:tc>
+          <w:tcPr>
+            <w:tcW w:type="dxa" w:w="2600"/>
+            <w:shd w:val="clear" w:color="auto" w:fill="FFFFFF"/>
+          </w:tcPr>
+          <w:p>
+            <w:pPr>
+              <w:spacing w:after="40" w:before="40"/>
+            </w:pPr>
+            <w:r>
+              <w:rPr>
+                <w:rFonts w:ascii="Arial" w:hAnsi="Arial"/>
+                <w:sz w:val="20"/>
+              </w:rPr>
+              <w:t>Parent/Guardian</w:t>
+            </w:r>
+          </w:p>
+        </w:tc>
+        <w:tc>
+          <w:tcPr>
+            <w:tcW w:type="dxa" w:w="6426"/>
+            <w:shd w:val="clear" w:color="auto" w:fill="FFFFFF"/>
+          </w:tcPr>
+          <w:p>
+            <w:pPr>
+              <w:spacing w:after="40" w:before="40"/>
+            </w:pPr>
+            <w:r>
+              <w:rPr>
+                <w:rFonts w:ascii="Arial" w:hAnsi="Arial"/>
+                <w:sz w:val="20"/>
+              </w:rPr>
+              <w:t>Views own child's progress, certificates, badges; provides consent</w:t>
+            </w:r>
+          </w:p>
+        </w:tc>
+      </w:tr>
+      <w:tr>
+        <w:tc>
+          <w:tcPr>
+            <w:tcW w:type="dxa" w:w="2600"/>
+            <w:shd w:val="clear" w:color="auto" w:fill="F3F4F6"/>
+          </w:tcPr>
+          <w:p>
+            <w:pPr>
+              <w:spacing w:after="40" w:before="40"/>
+            </w:pPr>
+            <w:r>
+              <w:rPr>
+                <w:rFonts w:ascii="Arial" w:hAnsi="Arial"/>
+                <w:sz w:val="20"/>
+              </w:rPr>
+              <w:t>Student</w:t>
+            </w:r>
+          </w:p>
+        </w:tc>
+        <w:tc>
+          <w:tcPr>
+            <w:tcW w:type="dxa" w:w="6426"/>
+            <w:shd w:val="clear" w:color="auto" w:fill="F3F4F6"/>
+          </w:tcPr>
+          <w:p>
+            <w:pPr>
+              <w:spacing w:after="40" w:before="40"/>
+            </w:pPr>
+            <w:r>
+              <w:rPr>
+                <w:rFonts w:ascii="Arial" w:hAnsi="Arial"/>
+                <w:sz w:val="20"/>
+              </w:rPr>
+              <w:t>Own record only</w:t>
+            </w:r>
+          </w:p>
+        </w:tc>
+      </w:tr>
+      <w:tr>
+        <w:tc>
+          <w:tcPr>
+            <w:tcW w:type="dxa" w:w="2600"/>
+            <w:shd w:val="clear" w:color="auto" w:fill="FFFFFF"/>
+          </w:tcPr>
+          <w:p>
+            <w:pPr>
+              <w:spacing w:after="40" w:before="40"/>
+            </w:pPr>
+            <w:r>
+              <w:rPr>
+                <w:rFonts w:ascii="Arial" w:hAnsi="Arial"/>
+                <w:sz w:val="20"/>
+              </w:rPr>
+              <w:t>Safeguarding Officer</w:t>
+            </w:r>
+          </w:p>
+        </w:tc>
+        <w:tc>
+          <w:tcPr>
+            <w:tcW w:type="dxa" w:w="6426"/>
+            <w:shd w:val="clear" w:color="auto" w:fill="FFFFFF"/>
+          </w:tcPr>
+          <w:p>
+            <w:pPr>
+              <w:spacing w:after="40" w:before="40"/>
+            </w:pPr>
+            <w:r>
+              <w:rPr>
+                <w:rFonts w:ascii="Arial" w:hAnsi="Arial"/>
+                <w:sz w:val="20"/>
+              </w:rPr>
+              <w:t>Safeguarding/consent/DBS oversight; DBS record access alongside Admin</w:t>
+            </w:r>
+          </w:p>
+        </w:tc>
+      </w:tr>
+    </w:tbl>
     <w:p>
       <w:pPr>
-        <w:spacing w:after="120" w:before="0"/>
+        <w:spacing w:after="80"/>
       </w:pPr>
-      <w:r>
-        <w:rPr>
-          <w:rFonts w:ascii="Arial" w:hAnsi="Arial"/>
-          <w:b w:val="0"/>
-          <w:i w:val="0"/>
-          <w:sz w:val="22"/>
-        </w:rPr>
-        <w:t>Philip: sponsor, owner, sole developer, sole decision-maker/reviewer for requirements and sign-off. User personas (multi-role user base, distinct from solo delivery): Admin/Leader, Teacher, Approver (curriculum/lesson-change approval only), Parent/Guardian, Student, Safeguarding Officer (safeguarding/consent/DBS oversight). Approver and Safeguarding Officer are already held by named individuals distinct from Philip — genuinely separate roles in practice today. Scale: tens of users per role over ~2 years.</w:t>
-      </w:r>
-    </w:p>
-    <w:p>
-      <w:pPr>
-        <w:spacing w:after="120" w:before="0"/>
-      </w:pPr>
-      <w:r>
-        <w:rPr>
-          <w:rFonts w:ascii="Arial" w:hAnsi="Arial"/>
-          <w:b w:val="0"/>
-          <w:i w:val="0"/>
-          <w:sz w:val="22"/>
-        </w:rPr>
-        <w:t>[TBC – owner: Philip] Frequency of use and device context per persona has not yet been captured (stakeholders.md).</w:t>
-      </w:r>
     </w:p>
     <w:p>
       <w:pPr>
@@ -1034,21 +1276,7 @@
           <w:i w:val="0"/>
           <w:sz w:val="22"/>
         </w:rPr>
-        <w:t>[TBC – owner: Philip] user-journeys.md is not yet started; no current-state or target-state journeys have been documented. The current-state summary below is drawn from problem-statement.md only, not from mapped user journeys.</w:t>
-      </w:r>
-    </w:p>
-    <w:p>
-      <w:pPr>
-        <w:spacing w:after="120" w:before="0"/>
-      </w:pPr>
-      <w:r>
-        <w:rPr>
-          <w:rFonts w:ascii="Arial" w:hAnsi="Arial"/>
-          <w:b w:val="0"/>
-          <w:i w:val="0"/>
-          <w:sz w:val="22"/>
-        </w:rPr>
-        <w:t>Current state (from problem-statement.md): spreadsheet-based, informal tracking; no curriculum review process; no structured parent communication; no at-home reinforcement mechanism.</w:t>
+        <w:t>[TBC – owner: Philip] user-journeys.md is not yet started (Status: not yet started). No current-state/target-state journeys have been documented per persona. Current state is captured narratively above (section 2); target-state flows are implicit in requirements/functional.md but not yet walked as discrete journeys.</w:t>
       </w:r>
     </w:p>
     <w:p>
@@ -1078,7 +1306,7 @@
           <w:i w:val="0"/>
           <w:sz w:val="22"/>
         </w:rPr>
-        <w:t>[TBC – owner: Philip] business-requirements.md records scope at a narrative MoSCoW level; the BR-001–BR-006 identifiers below are the provisional groupings assigned during design in quality/traceability.md, not yet split into finer-grained discrete BR-nnn entries in business-requirements.md itself.</w:t>
+        <w:t>Note: BR-nnn identifiers below are provisional groupings assigned during design (quality/traceability.md) to enable traceability; formalise as discrete numbered entries in business-requirements.md if finer-grained tracking is needed before build.</w:t>
       </w:r>
     </w:p>
     <w:tbl>
@@ -1103,7 +1331,7 @@
       <w:tr>
         <w:tc>
           <w:tcPr>
-            <w:tcW w:type="dxa" w:w="900"/>
+            <w:tcW w:type="dxa" w:w="2400"/>
             <w:shd w:val="clear" w:color="auto" w:fill="374151"/>
           </w:tcPr>
           <w:p>
@@ -1117,13 +1345,13 @@
                 <w:color w:val="FFFFFF"/>
                 <w:sz w:val="20"/>
               </w:rPr>
-              <w:t>ID</w:t>
+              <w:t>BR</w:t>
             </w:r>
           </w:p>
         </w:tc>
         <w:tc>
           <w:tcPr>
-            <w:tcW w:type="dxa" w:w="1300"/>
+            <w:tcW w:type="dxa" w:w="1700"/>
             <w:shd w:val="clear" w:color="auto" w:fill="374151"/>
           </w:tcPr>
           <w:p>
@@ -1143,7 +1371,7 @@
         </w:tc>
         <w:tc>
           <w:tcPr>
-            <w:tcW w:type="dxa" w:w="6826"/>
+            <w:tcW w:type="dxa" w:w="4926"/>
             <w:shd w:val="clear" w:color="auto" w:fill="374151"/>
           </w:tcPr>
           <w:p>
@@ -1165,7 +1393,7 @@
       <w:tr>
         <w:tc>
           <w:tcPr>
-            <w:tcW w:type="dxa" w:w="900"/>
+            <w:tcW w:type="dxa" w:w="2400"/>
             <w:shd w:val="clear" w:color="auto" w:fill="F3F4F6"/>
           </w:tcPr>
           <w:p>
@@ -1177,13 +1405,13 @@
                 <w:rFonts w:ascii="Arial" w:hAnsi="Arial"/>
                 <w:sz w:val="20"/>
               </w:rPr>
-              <w:t>BR-001</w:t>
+              <w:t>BR-001 Progress tracking</w:t>
             </w:r>
           </w:p>
         </w:tc>
         <w:tc>
           <w:tcPr>
-            <w:tcW w:type="dxa" w:w="1300"/>
+            <w:tcW w:type="dxa" w:w="1700"/>
             <w:shd w:val="clear" w:color="auto" w:fill="F3F4F6"/>
           </w:tcPr>
           <w:p>
@@ -1201,7 +1429,7 @@
         </w:tc>
         <w:tc>
           <w:tcPr>
-            <w:tcW w:type="dxa" w:w="6826"/>
+            <w:tcW w:type="dxa" w:w="4926"/>
             <w:shd w:val="clear" w:color="auto" w:fill="F3F4F6"/>
           </w:tcPr>
           <w:p>
@@ -1213,7 +1441,7 @@
                 <w:rFonts w:ascii="Arial" w:hAnsi="Arial"/>
                 <w:sz w:val="20"/>
               </w:rPr>
-              <w:t>Progress tracking: student lesson completions and rank progression.</w:t>
+              <w:t>Student lesson completions, rank progression; auto-promotion logic carried over as a hypothesis — [TBC confirm]</w:t>
             </w:r>
           </w:p>
         </w:tc>
@@ -1221,7 +1449,7 @@
       <w:tr>
         <w:tc>
           <w:tcPr>
-            <w:tcW w:type="dxa" w:w="900"/>
+            <w:tcW w:type="dxa" w:w="2400"/>
             <w:shd w:val="clear" w:color="auto" w:fill="FFFFFF"/>
           </w:tcPr>
           <w:p>
@@ -1233,13 +1461,13 @@
                 <w:rFonts w:ascii="Arial" w:hAnsi="Arial"/>
                 <w:sz w:val="20"/>
               </w:rPr>
-              <w:t>BR-002</w:t>
+              <w:t>BR-002 Curriculum management</w:t>
             </w:r>
           </w:p>
         </w:tc>
         <w:tc>
           <w:tcPr>
-            <w:tcW w:type="dxa" w:w="1300"/>
+            <w:tcW w:type="dxa" w:w="1700"/>
             <w:shd w:val="clear" w:color="auto" w:fill="FFFFFF"/>
           </w:tcPr>
           <w:p>
@@ -1257,7 +1485,7 @@
         </w:tc>
         <w:tc>
           <w:tcPr>
-            <w:tcW w:type="dxa" w:w="6826"/>
+            <w:tcW w:type="dxa" w:w="4926"/>
             <w:shd w:val="clear" w:color="auto" w:fill="FFFFFF"/>
           </w:tcPr>
           <w:p>
@@ -1269,7 +1497,7 @@
                 <w:rFonts w:ascii="Arial" w:hAnsi="Arial"/>
                 <w:sz w:val="20"/>
               </w:rPr>
-              <w:t>Curriculum management process: periodic lesson review, propose, approve, incremental improvement, with distinct Teacher (propose) and Approver (approve) roles.</w:t>
+              <w:t>Periodic lesson review, propose/approve/reject/resubmit, distinct Teacher/Approver roles</w:t>
             </w:r>
           </w:p>
         </w:tc>
@@ -1277,7 +1505,7 @@
       <w:tr>
         <w:tc>
           <w:tcPr>
-            <w:tcW w:type="dxa" w:w="900"/>
+            <w:tcW w:type="dxa" w:w="2400"/>
             <w:shd w:val="clear" w:color="auto" w:fill="F3F4F6"/>
           </w:tcPr>
           <w:p>
@@ -1289,13 +1517,125 @@
                 <w:rFonts w:ascii="Arial" w:hAnsi="Arial"/>
                 <w:sz w:val="20"/>
               </w:rPr>
-              <w:t>BR-003</w:t>
+              <w:t>BR-003 Safeguarding &amp; consent</w:t>
             </w:r>
           </w:p>
         </w:tc>
         <w:tc>
           <w:tcPr>
-            <w:tcW w:type="dxa" w:w="1300"/>
+            <w:tcW w:type="dxa" w:w="1700"/>
+            <w:shd w:val="clear" w:color="auto" w:fill="F3F4F6"/>
+          </w:tcPr>
+          <w:p>
+            <w:pPr>
+              <w:spacing w:after="40" w:before="40"/>
+            </w:pPr>
+            <w:r>
+              <w:rPr>
+                <w:rFonts w:ascii="Arial" w:hAnsi="Arial"/>
+                <w:sz w:val="20"/>
+              </w:rPr>
+              <w:t>Must (confirmed MVP addition)</w:t>
+            </w:r>
+          </w:p>
+        </w:tc>
+        <w:tc>
+          <w:tcPr>
+            <w:tcW w:type="dxa" w:w="4926"/>
+            <w:shd w:val="clear" w:color="auto" w:fill="F3F4F6"/>
+          </w:tcPr>
+          <w:p>
+            <w:pPr>
+              <w:spacing w:after="40" w:before="40"/>
+            </w:pPr>
+            <w:r>
+              <w:rPr>
+                <w:rFonts w:ascii="Arial" w:hAnsi="Arial"/>
+                <w:sz w:val="20"/>
+              </w:rPr>
+              <w:t>Medical info, photo/media consent, DBS checks tracked in-system — hard requirement with real legal/safeguarding weight</w:t>
+            </w:r>
+          </w:p>
+        </w:tc>
+      </w:tr>
+      <w:tr>
+        <w:tc>
+          <w:tcPr>
+            <w:tcW w:type="dxa" w:w="2400"/>
+            <w:shd w:val="clear" w:color="auto" w:fill="FFFFFF"/>
+          </w:tcPr>
+          <w:p>
+            <w:pPr>
+              <w:spacing w:after="40" w:before="40"/>
+            </w:pPr>
+            <w:r>
+              <w:rPr>
+                <w:rFonts w:ascii="Arial" w:hAnsi="Arial"/>
+                <w:sz w:val="20"/>
+              </w:rPr>
+              <w:t>BR-004 Certificates &amp; badges</w:t>
+            </w:r>
+          </w:p>
+        </w:tc>
+        <w:tc>
+          <w:tcPr>
+            <w:tcW w:type="dxa" w:w="1700"/>
+            <w:shd w:val="clear" w:color="auto" w:fill="FFFFFF"/>
+          </w:tcPr>
+          <w:p>
+            <w:pPr>
+              <w:spacing w:after="40" w:before="40"/>
+            </w:pPr>
+            <w:r>
+              <w:rPr>
+                <w:rFonts w:ascii="Arial" w:hAnsi="Arial"/>
+                <w:sz w:val="20"/>
+              </w:rPr>
+              <w:t>Must</w:t>
+            </w:r>
+          </w:p>
+        </w:tc>
+        <w:tc>
+          <w:tcPr>
+            <w:tcW w:type="dxa" w:w="4926"/>
+            <w:shd w:val="clear" w:color="auto" w:fill="FFFFFF"/>
+          </w:tcPr>
+          <w:p>
+            <w:pPr>
+              <w:spacing w:after="40" w:before="40"/>
+            </w:pPr>
+            <w:r>
+              <w:rPr>
+                <w:rFonts w:ascii="Arial" w:hAnsi="Arial"/>
+                <w:sz w:val="20"/>
+              </w:rPr>
+              <w:t>Real tracked records (not implicit); audit trail of who received what and when</w:t>
+            </w:r>
+          </w:p>
+        </w:tc>
+      </w:tr>
+      <w:tr>
+        <w:tc>
+          <w:tcPr>
+            <w:tcW w:type="dxa" w:w="2400"/>
+            <w:shd w:val="clear" w:color="auto" w:fill="F3F4F6"/>
+          </w:tcPr>
+          <w:p>
+            <w:pPr>
+              <w:spacing w:after="40" w:before="40"/>
+            </w:pPr>
+            <w:r>
+              <w:rPr>
+                <w:rFonts w:ascii="Arial" w:hAnsi="Arial"/>
+                <w:sz w:val="20"/>
+              </w:rPr>
+              <w:t>BR-005 Parent engagement</w:t>
+            </w:r>
+          </w:p>
+        </w:tc>
+        <w:tc>
+          <w:tcPr>
+            <w:tcW w:type="dxa" w:w="1700"/>
             <w:shd w:val="clear" w:color="auto" w:fill="F3F4F6"/>
           </w:tcPr>
           <w:p>
@@ -1313,7 +1653,7 @@
         </w:tc>
         <w:tc>
           <w:tcPr>
-            <w:tcW w:type="dxa" w:w="6826"/>
+            <w:tcW w:type="dxa" w:w="4926"/>
             <w:shd w:val="clear" w:color="auto" w:fill="F3F4F6"/>
           </w:tcPr>
           <w:p>
@@ -1325,7 +1665,7 @@
                 <w:rFonts w:ascii="Arial" w:hAnsi="Arial"/>
                 <w:sz w:val="20"/>
               </w:rPr>
-              <w:t>Safeguarding/consent/DBS tracking (medical info, photo/media consent, DBS checks) managed inside the system — a hard requirement, not a nice-to-have.</w:t>
+              <w:t>In-app dashboard plus proactive notifications</w:t>
             </w:r>
           </w:p>
         </w:tc>
@@ -1333,7 +1673,7 @@
       <w:tr>
         <w:tc>
           <w:tcPr>
-            <w:tcW w:type="dxa" w:w="900"/>
+            <w:tcW w:type="dxa" w:w="2400"/>
             <w:shd w:val="clear" w:color="auto" w:fill="FFFFFF"/>
           </w:tcPr>
           <w:p>
@@ -1345,13 +1685,13 @@
                 <w:rFonts w:ascii="Arial" w:hAnsi="Arial"/>
                 <w:sz w:val="20"/>
               </w:rPr>
-              <w:t>BR-004</w:t>
+              <w:t>BR-006 Reporting</w:t>
             </w:r>
           </w:p>
         </w:tc>
         <w:tc>
           <w:tcPr>
-            <w:tcW w:type="dxa" w:w="1300"/>
+            <w:tcW w:type="dxa" w:w="1700"/>
             <w:shd w:val="clear" w:color="auto" w:fill="FFFFFF"/>
           </w:tcPr>
           <w:p>
@@ -1369,7 +1709,7 @@
         </w:tc>
         <w:tc>
           <w:tcPr>
-            <w:tcW w:type="dxa" w:w="6826"/>
+            <w:tcW w:type="dxa" w:w="4926"/>
             <w:shd w:val="clear" w:color="auto" w:fill="FFFFFF"/>
           </w:tcPr>
           <w:p>
@@ -1381,7 +1721,7 @@
                 <w:rFonts w:ascii="Arial" w:hAnsi="Arial"/>
                 <w:sz w:val="20"/>
               </w:rPr>
-              <w:t>Certificates (per lesson completion) and badges (per rank promotion) as real tracked records.</w:t>
+              <w:t>Core progress reports plus at-risk/disengaged flagging</w:t>
             </w:r>
           </w:p>
         </w:tc>
@@ -1389,7 +1729,7 @@
       <w:tr>
         <w:tc>
           <w:tcPr>
-            <w:tcW w:type="dxa" w:w="900"/>
+            <w:tcW w:type="dxa" w:w="2400"/>
             <w:shd w:val="clear" w:color="auto" w:fill="F3F4F6"/>
           </w:tcPr>
           <w:p>
@@ -1401,125 +1741,13 @@
                 <w:rFonts w:ascii="Arial" w:hAnsi="Arial"/>
                 <w:sz w:val="20"/>
               </w:rPr>
-              <w:t>BR-005</w:t>
+              <w:t>(deferred) At-home learning</w:t>
             </w:r>
           </w:p>
         </w:tc>
         <w:tc>
           <w:tcPr>
-            <w:tcW w:type="dxa" w:w="1300"/>
-            <w:shd w:val="clear" w:color="auto" w:fill="F3F4F6"/>
-          </w:tcPr>
-          <w:p>
-            <w:pPr>
-              <w:spacing w:after="40" w:before="40"/>
-            </w:pPr>
-            <w:r>
-              <w:rPr>
-                <w:rFonts w:ascii="Arial" w:hAnsi="Arial"/>
-                <w:sz w:val="20"/>
-              </w:rPr>
-              <w:t>Must</w:t>
-            </w:r>
-          </w:p>
-        </w:tc>
-        <w:tc>
-          <w:tcPr>
-            <w:tcW w:type="dxa" w:w="6826"/>
-            <w:shd w:val="clear" w:color="auto" w:fill="F3F4F6"/>
-          </w:tcPr>
-          <w:p>
-            <w:pPr>
-              <w:spacing w:after="40" w:before="40"/>
-            </w:pPr>
-            <w:r>
-              <w:rPr>
-                <w:rFonts w:ascii="Arial" w:hAnsi="Arial"/>
-                <w:sz w:val="20"/>
-              </w:rPr>
-              <w:t>Parent engagement: dashboard and proactive notifications.</w:t>
-            </w:r>
-          </w:p>
-        </w:tc>
-      </w:tr>
-      <w:tr>
-        <w:tc>
-          <w:tcPr>
-            <w:tcW w:type="dxa" w:w="900"/>
-            <w:shd w:val="clear" w:color="auto" w:fill="FFFFFF"/>
-          </w:tcPr>
-          <w:p>
-            <w:pPr>
-              <w:spacing w:after="40" w:before="40"/>
-            </w:pPr>
-            <w:r>
-              <w:rPr>
-                <w:rFonts w:ascii="Arial" w:hAnsi="Arial"/>
-                <w:sz w:val="20"/>
-              </w:rPr>
-              <w:t>BR-006</w:t>
-            </w:r>
-          </w:p>
-        </w:tc>
-        <w:tc>
-          <w:tcPr>
-            <w:tcW w:type="dxa" w:w="1300"/>
-            <w:shd w:val="clear" w:color="auto" w:fill="FFFFFF"/>
-          </w:tcPr>
-          <w:p>
-            <w:pPr>
-              <w:spacing w:after="40" w:before="40"/>
-            </w:pPr>
-            <w:r>
-              <w:rPr>
-                <w:rFonts w:ascii="Arial" w:hAnsi="Arial"/>
-                <w:sz w:val="20"/>
-              </w:rPr>
-              <w:t>Must</w:t>
-            </w:r>
-          </w:p>
-        </w:tc>
-        <w:tc>
-          <w:tcPr>
-            <w:tcW w:type="dxa" w:w="6826"/>
-            <w:shd w:val="clear" w:color="auto" w:fill="FFFFFF"/>
-          </w:tcPr>
-          <w:p>
-            <w:pPr>
-              <w:spacing w:after="40" w:before="40"/>
-            </w:pPr>
-            <w:r>
-              <w:rPr>
-                <w:rFonts w:ascii="Arial" w:hAnsi="Arial"/>
-                <w:sz w:val="20"/>
-              </w:rPr>
-              <w:t>Reporting: progress reports and at-risk/disengaged student flagging.</w:t>
-            </w:r>
-          </w:p>
-        </w:tc>
-      </w:tr>
-      <w:tr>
-        <w:tc>
-          <w:tcPr>
-            <w:tcW w:type="dxa" w:w="900"/>
-            <w:shd w:val="clear" w:color="auto" w:fill="F3F4F6"/>
-          </w:tcPr>
-          <w:p>
-            <w:pPr>
-              <w:spacing w:after="40" w:before="40"/>
-            </w:pPr>
-            <w:r>
-              <w:rPr>
-                <w:rFonts w:ascii="Arial" w:hAnsi="Arial"/>
-                <w:sz w:val="20"/>
-              </w:rPr>
-              <w:t>—</w:t>
-            </w:r>
-          </w:p>
-        </w:tc>
-        <w:tc>
-          <w:tcPr>
-            <w:tcW w:type="dxa" w:w="1300"/>
+            <w:tcW w:type="dxa" w:w="1700"/>
             <w:shd w:val="clear" w:color="auto" w:fill="F3F4F6"/>
           </w:tcPr>
           <w:p>
@@ -1537,7 +1765,7 @@
         </w:tc>
         <w:tc>
           <w:tcPr>
-            <w:tcW w:type="dxa" w:w="6826"/>
+            <w:tcW w:type="dxa" w:w="4926"/>
             <w:shd w:val="clear" w:color="auto" w:fill="F3F4F6"/>
           </w:tcPr>
           <w:p>
@@ -1549,7 +1777,7 @@
                 <w:rFonts w:ascii="Arial" w:hAnsi="Arial"/>
                 <w:sz w:val="20"/>
               </w:rPr>
-              <w:t>At-home learning encouragement (resources/assignments between formal sessions) — not MVP; no BR-nnn assigned yet.</w:t>
+              <w:t>Resources/assignments for use between formal sessions — not MVP</w:t>
             </w:r>
           </w:p>
         </w:tc>
@@ -1559,20 +1787,6 @@
       <w:pPr>
         <w:spacing w:after="80"/>
       </w:pPr>
-    </w:p>
-    <w:p>
-      <w:pPr>
-        <w:spacing w:after="120" w:before="0"/>
-      </w:pPr>
-      <w:r>
-        <w:rPr>
-          <w:rFonts w:ascii="Arial" w:hAnsi="Arial"/>
-          <w:b w:val="0"/>
-          <w:i w:val="0"/>
-          <w:sz w:val="22"/>
-        </w:rPr>
-        <w:t>[TBC – owner: Philip] Auto-promotion logic is carried over as a hypothesis from the prior build and requires confirmation (business-requirements.md).</w:t>
-      </w:r>
     </w:p>
     <w:p>
       <w:pPr>
@@ -1601,7 +1815,7 @@
           <w:i w:val="0"/>
           <w:sz w:val="22"/>
         </w:rPr>
-        <w:t>Deliberately modest success criteria: the spreadsheet is retired, and safeguarding/consent and progress data is reliably tracked without incident. No specific engagement KPI is set at this stage.</w:t>
+        <w:t>Deliberately modest: the spreadsheet is retired, and safeguarding/consent and progress data is reliably tracked without incident. No specific engagement KPI is set at this stage.</w:t>
       </w:r>
     </w:p>
     <w:p>
@@ -1617,21 +1831,46 @@
           <w:color w:val="111827"/>
           <w:sz w:val="32"/>
         </w:rPr>
-        <w:t>8. Scope (in / out)</w:t>
+        <w:t>8. Scope (in/out)</w:t>
       </w:r>
     </w:p>
     <w:p>
       <w:pPr>
-        <w:spacing w:after="120" w:before="0"/>
+        <w:pStyle w:val="ListBullet"/>
+        <w:spacing w:after="60"/>
       </w:pPr>
       <w:r>
         <w:rPr>
           <w:rFonts w:ascii="Arial" w:hAnsi="Arial"/>
-          <w:b w:val="0"/>
-          <w:i w:val="0"/>
           <w:sz w:val="22"/>
         </w:rPr>
-        <w:t>In scope (MVP): BR-001 to BR-006 above. Out of scope / deferred: at-home learning encouragement. No integration with any existing membership/payments/calendar/booking system (integration.md); no data migration from prior spreadsheets — clean start (A-003).</w:t>
+        <w:t>In: progress tracking, curriculum management, safeguarding/consent/DBS, certificates/badges, parent engagement, core reporting.</w:t>
+      </w:r>
+    </w:p>
+    <w:p>
+      <w:pPr>
+        <w:pStyle w:val="ListBullet"/>
+        <w:spacing w:after="60"/>
+      </w:pPr>
+      <w:r>
+        <w:rPr>
+          <w:rFonts w:ascii="Arial" w:hAnsi="Arial"/>
+          <w:sz w:val="22"/>
+        </w:rPr>
+        <w:t>Out (deferred): at-home learning resources/assignments.</w:t>
+      </w:r>
+    </w:p>
+    <w:p>
+      <w:pPr>
+        <w:pStyle w:val="ListBullet"/>
+        <w:spacing w:after="60"/>
+      </w:pPr>
+      <w:r>
+        <w:rPr>
+          <w:rFonts w:ascii="Arial" w:hAnsi="Arial"/>
+          <w:sz w:val="22"/>
+        </w:rPr>
+        <w:t>Out (not in scope): integration with any existing membership/payments/calendar/booking system — none exists (integration.md).</w:t>
       </w:r>
     </w:p>
     <w:p>
@@ -1652,54 +1891,16 @@
     </w:p>
     <w:p>
       <w:pPr>
-        <w:pStyle w:val="ListBullet"/>
-        <w:spacing w:after="60"/>
+        <w:spacing w:after="120" w:before="0"/>
       </w:pPr>
       <w:r>
         <w:rPr>
           <w:rFonts w:ascii="Arial" w:hAnsi="Arial"/>
+          <w:b w:val="0"/>
+          <w:i w:val="0"/>
           <w:sz w:val="22"/>
         </w:rPr>
-        <w:t>Platform: .NET, confirmed stack per ADR-0001 (Blazor Web App + Azure App Service + Azure SQL Database + Microsoft Entra External ID + Azure Blob Storage + Azure Communication Services Email + QuestPDF).</w:t>
-      </w:r>
-    </w:p>
-    <w:p>
-      <w:pPr>
-        <w:pStyle w:val="ListBullet"/>
-        <w:spacing w:after="60"/>
-      </w:pPr>
-      <w:r>
-        <w:rPr>
-          <w:rFonts w:ascii="Arial" w:hAnsi="Arial"/>
-          <w:sz w:val="22"/>
-        </w:rPr>
-        <w:t>Access: must work via phone, tablet, and browser.</w:t>
-      </w:r>
-    </w:p>
-    <w:p>
-      <w:pPr>
-        <w:pStyle w:val="ListBullet"/>
-        <w:spacing w:after="60"/>
-      </w:pPr>
-      <w:r>
-        <w:rPr>
-          <w:rFonts w:ascii="Arial" w:hAnsi="Arial"/>
-          <w:sz w:val="22"/>
-        </w:rPr>
-        <w:t>No hard budget ceiling or fixed go-live date; sustainable pace, low ongoing hosting cost preferred, not a hard cap.</w:t>
-      </w:r>
-    </w:p>
-    <w:p>
-      <w:pPr>
-        <w:pStyle w:val="ListBullet"/>
-        <w:spacing w:after="60"/>
-      </w:pPr>
-      <w:r>
-        <w:rPr>
-          <w:rFonts w:ascii="Arial" w:hAnsi="Arial"/>
-          <w:sz w:val="22"/>
-        </w:rPr>
-        <w:t>Team: solo developer (Philip); no other delivery resource.</w:t>
+        <w:t>Constraints: .NET platform; phone/tablet/browser access; confirmed stack per adr/0001-technology-stack.md. No hard budget ceiling or fixed go-live date; sustainable pace; low ongoing hosting cost preferred, not a hard cap. Solo developer (Philip); no other delivery resource.</w:t>
       </w:r>
     </w:p>
     <w:p>
@@ -1713,21 +1914,7 @@
           <w:i w:val="0"/>
           <w:sz w:val="22"/>
         </w:rPr>
-        <w:t>D-001: certificate PDF generation approach selected (QuestPDF, ADR-0001); a certificate template still needs to be designed before build (functional.md).</w:t>
-      </w:r>
-    </w:p>
-    <w:p>
-      <w:pPr>
-        <w:spacing w:after="120" w:before="0"/>
-      </w:pPr>
-      <w:r>
-        <w:rPr>
-          <w:rFonts w:ascii="Arial" w:hAnsi="Arial"/>
-          <w:b w:val="0"/>
-          <w:i w:val="0"/>
-          <w:sz w:val="22"/>
-        </w:rPr>
-        <w:t>D-002: outbound transactional email provider selected (Azure Communication Services Email, ADR-0001); a verified sending domain is still required before go-live (ADR-0001 consequences).</w:t>
+        <w:t>Dependencies (governance/raid.md): D-001 — certificate PDF generation approach decided (QuestPDF, ADR-0001); a certificate template still needs to be designed before build. D-002 — outbound transactional email provider decided (Azure Communication Services Email, ADR-0001); a verified sending domain is still required before go-live.</w:t>
       </w:r>
     </w:p>
     <w:p>
@@ -1757,7 +1944,7 @@
           <w:i w:val="0"/>
           <w:sz w:val="22"/>
         </w:rPr>
-        <w:t>R-001 (safeguarding/special-category data in-system) and R-002 (solo-developer bus-factor). Full register: VLMS-RAID.</w:t>
+        <w:t>R-001 (special-category/children's data management) and R-002 (solo-maintainer bus-factor) — see VLMS-RAID for full detail and current mitigations, including the structural access-control/read-audit mechanism (ADR-0004) and guardian-link verification model added at design review.</w:t>
       </w:r>
     </w:p>
     <w:sectPr>

--- a/gates/design/VLMS_BRD.docx
+++ b/gates/design/VLMS_BRD.docx
@@ -201,7 +201,7 @@
                 <w:rFonts w:ascii="Arial" w:hAnsi="Arial"/>
                 <w:sz w:val="20"/>
               </w:rPr>
-              <w:t>1.1</w:t>
+              <w:t>1.2</w:t>
             </w:r>
           </w:p>
         </w:tc>
@@ -744,6 +744,80 @@
           </w:p>
         </w:tc>
       </w:tr>
+      <w:tr>
+        <w:tc>
+          <w:tcPr>
+            <w:tcW w:type="dxa" w:w="1150"/>
+            <w:shd w:val="clear" w:color="auto" w:fill="F3F4F6"/>
+          </w:tcPr>
+          <w:p>
+            <w:pPr>
+              <w:spacing w:after="40" w:before="40"/>
+            </w:pPr>
+            <w:r>
+              <w:rPr>
+                <w:rFonts w:ascii="Arial" w:hAnsi="Arial"/>
+                <w:sz w:val="20"/>
+              </w:rPr>
+              <w:t>1.2</w:t>
+            </w:r>
+          </w:p>
+        </w:tc>
+        <w:tc>
+          <w:tcPr>
+            <w:tcW w:type="dxa" w:w="1500"/>
+            <w:shd w:val="clear" w:color="auto" w:fill="F3F4F6"/>
+          </w:tcPr>
+          <w:p>
+            <w:pPr>
+              <w:spacing w:after="40" w:before="40"/>
+            </w:pPr>
+            <w:r>
+              <w:rPr>
+                <w:rFonts w:ascii="Arial" w:hAnsi="Arial"/>
+                <w:sz w:val="20"/>
+              </w:rPr>
+              <w:t>17 July 2026</w:t>
+            </w:r>
+          </w:p>
+        </w:tc>
+        <w:tc>
+          <w:tcPr>
+            <w:tcW w:type="dxa" w:w="2700"/>
+            <w:shd w:val="clear" w:color="auto" w:fill="F3F4F6"/>
+          </w:tcPr>
+          <w:p>
+            <w:pPr>
+              <w:spacing w:after="40" w:before="40"/>
+            </w:pPr>
+            <w:r>
+              <w:rPr>
+                <w:rFonts w:ascii="Arial" w:hAnsi="Arial"/>
+                <w:sz w:val="20"/>
+              </w:rPr>
+              <w:t>Philip</w:t>
+            </w:r>
+          </w:p>
+        </w:tc>
+        <w:tc>
+          <w:tcPr>
+            <w:tcW w:type="dxa" w:w="3676"/>
+            <w:shd w:val="clear" w:color="auto" w:fill="F3F4F6"/>
+          </w:tcPr>
+          <w:p>
+            <w:pPr>
+              <w:spacing w:after="40" w:before="40"/>
+            </w:pPr>
+            <w:r>
+              <w:rPr>
+                <w:rFonts w:ascii="Arial" w:hAnsi="Arial"/>
+                <w:sz w:val="20"/>
+              </w:rPr>
+              <w:t>Re-render addressing second design-gate review: section 9 adds D-003 (DPIA screening, dated/owned in raid.md) alongside D-001/D-002; section 10 risk summary updated for the ADR-0004 rewrite (entity split, not per-column masking). Business requirements themselves are unchanged — the correction is mechanism-level, not scope-level.</w:t>
+            </w:r>
+          </w:p>
+        </w:tc>
+      </w:tr>
     </w:tbl>
     <w:p>
       <w:pPr>
@@ -785,7 +859,7 @@
     </w:p>
     <w:p>
       <w:pPr>
-        <w:spacing w:after="200" w:before="0"/>
+        <w:spacing w:after="120" w:before="0"/>
       </w:pPr>
       <w:r>
         <w:rPr>
@@ -794,7 +868,7 @@
           <w:i/>
           <w:sz w:val="22"/>
         </w:rPr>
-        <w:t>Satisfies: ISO/IEC/IEEE 29148:2018 (requirements engineering); BABOK Guide v3 (business analysis conventions). Unchanged this render — problem-statement.md, stakeholders.md, user-journeys.md, business-requirements.md and constraints.md are unaffected by the design-review changes addressed in this package.</w:t>
+        <w:t>Satisfies: ISO/IEC/IEEE 29148:2018 (requirements engineering); BABOK Guide v3 (business analysis conventions).</w:t>
       </w:r>
     </w:p>
     <w:p>
@@ -976,7 +1050,7 @@
       <w:tr>
         <w:tc>
           <w:tcPr>
-            <w:tcW w:type="dxa" w:w="2600"/>
+            <w:tcW w:type="dxa" w:w="2200"/>
             <w:shd w:val="clear" w:color="auto" w:fill="374151"/>
           </w:tcPr>
           <w:p>
@@ -996,7 +1070,7 @@
         </w:tc>
         <w:tc>
           <w:tcPr>
-            <w:tcW w:type="dxa" w:w="6426"/>
+            <w:tcW w:type="dxa" w:w="6826"/>
             <w:shd w:val="clear" w:color="auto" w:fill="374151"/>
           </w:tcPr>
           <w:p>
@@ -1018,7 +1092,7 @@
       <w:tr>
         <w:tc>
           <w:tcPr>
-            <w:tcW w:type="dxa" w:w="2600"/>
+            <w:tcW w:type="dxa" w:w="2200"/>
             <w:shd w:val="clear" w:color="auto" w:fill="F3F4F6"/>
           </w:tcPr>
           <w:p>
@@ -1036,7 +1110,7 @@
         </w:tc>
         <w:tc>
           <w:tcPr>
-            <w:tcW w:type="dxa" w:w="6426"/>
+            <w:tcW w:type="dxa" w:w="6826"/>
             <w:shd w:val="clear" w:color="auto" w:fill="F3F4F6"/>
           </w:tcPr>
           <w:p>
@@ -1056,7 +1130,7 @@
       <w:tr>
         <w:tc>
           <w:tcPr>
-            <w:tcW w:type="dxa" w:w="2600"/>
+            <w:tcW w:type="dxa" w:w="2200"/>
             <w:shd w:val="clear" w:color="auto" w:fill="FFFFFF"/>
           </w:tcPr>
           <w:p>
@@ -1074,7 +1148,7 @@
         </w:tc>
         <w:tc>
           <w:tcPr>
-            <w:tcW w:type="dxa" w:w="6426"/>
+            <w:tcW w:type="dxa" w:w="6826"/>
             <w:shd w:val="clear" w:color="auto" w:fill="FFFFFF"/>
           </w:tcPr>
           <w:p>
@@ -1094,7 +1168,7 @@
       <w:tr>
         <w:tc>
           <w:tcPr>
-            <w:tcW w:type="dxa" w:w="2600"/>
+            <w:tcW w:type="dxa" w:w="2200"/>
             <w:shd w:val="clear" w:color="auto" w:fill="F3F4F6"/>
           </w:tcPr>
           <w:p>
@@ -1112,7 +1186,7 @@
         </w:tc>
         <w:tc>
           <w:tcPr>
-            <w:tcW w:type="dxa" w:w="6426"/>
+            <w:tcW w:type="dxa" w:w="6826"/>
             <w:shd w:val="clear" w:color="auto" w:fill="F3F4F6"/>
           </w:tcPr>
           <w:p>
@@ -1132,7 +1206,7 @@
       <w:tr>
         <w:tc>
           <w:tcPr>
-            <w:tcW w:type="dxa" w:w="2600"/>
+            <w:tcW w:type="dxa" w:w="2200"/>
             <w:shd w:val="clear" w:color="auto" w:fill="FFFFFF"/>
           </w:tcPr>
           <w:p>
@@ -1150,7 +1224,7 @@
         </w:tc>
         <w:tc>
           <w:tcPr>
-            <w:tcW w:type="dxa" w:w="6426"/>
+            <w:tcW w:type="dxa" w:w="6826"/>
             <w:shd w:val="clear" w:color="auto" w:fill="FFFFFF"/>
           </w:tcPr>
           <w:p>
@@ -1170,7 +1244,7 @@
       <w:tr>
         <w:tc>
           <w:tcPr>
-            <w:tcW w:type="dxa" w:w="2600"/>
+            <w:tcW w:type="dxa" w:w="2200"/>
             <w:shd w:val="clear" w:color="auto" w:fill="F3F4F6"/>
           </w:tcPr>
           <w:p>
@@ -1188,7 +1262,7 @@
         </w:tc>
         <w:tc>
           <w:tcPr>
-            <w:tcW w:type="dxa" w:w="6426"/>
+            <w:tcW w:type="dxa" w:w="6826"/>
             <w:shd w:val="clear" w:color="auto" w:fill="F3F4F6"/>
           </w:tcPr>
           <w:p>
@@ -1208,7 +1282,7 @@
       <w:tr>
         <w:tc>
           <w:tcPr>
-            <w:tcW w:type="dxa" w:w="2600"/>
+            <w:tcW w:type="dxa" w:w="2200"/>
             <w:shd w:val="clear" w:color="auto" w:fill="FFFFFF"/>
           </w:tcPr>
           <w:p>
@@ -1226,7 +1300,7 @@
         </w:tc>
         <w:tc>
           <w:tcPr>
-            <w:tcW w:type="dxa" w:w="6426"/>
+            <w:tcW w:type="dxa" w:w="6826"/>
             <w:shd w:val="clear" w:color="auto" w:fill="FFFFFF"/>
           </w:tcPr>
           <w:p>
@@ -1331,7 +1405,7 @@
       <w:tr>
         <w:tc>
           <w:tcPr>
-            <w:tcW w:type="dxa" w:w="2400"/>
+            <w:tcW w:type="dxa" w:w="2200"/>
             <w:shd w:val="clear" w:color="auto" w:fill="374151"/>
           </w:tcPr>
           <w:p>
@@ -1351,7 +1425,7 @@
         </w:tc>
         <w:tc>
           <w:tcPr>
-            <w:tcW w:type="dxa" w:w="1700"/>
+            <w:tcW w:type="dxa" w:w="1600"/>
             <w:shd w:val="clear" w:color="auto" w:fill="374151"/>
           </w:tcPr>
           <w:p>
@@ -1371,7 +1445,7 @@
         </w:tc>
         <w:tc>
           <w:tcPr>
-            <w:tcW w:type="dxa" w:w="4926"/>
+            <w:tcW w:type="dxa" w:w="5226"/>
             <w:shd w:val="clear" w:color="auto" w:fill="374151"/>
           </w:tcPr>
           <w:p>
@@ -1393,7 +1467,7 @@
       <w:tr>
         <w:tc>
           <w:tcPr>
-            <w:tcW w:type="dxa" w:w="2400"/>
+            <w:tcW w:type="dxa" w:w="2200"/>
             <w:shd w:val="clear" w:color="auto" w:fill="F3F4F6"/>
           </w:tcPr>
           <w:p>
@@ -1411,7 +1485,7 @@
         </w:tc>
         <w:tc>
           <w:tcPr>
-            <w:tcW w:type="dxa" w:w="1700"/>
+            <w:tcW w:type="dxa" w:w="1600"/>
             <w:shd w:val="clear" w:color="auto" w:fill="F3F4F6"/>
           </w:tcPr>
           <w:p>
@@ -1429,7 +1503,7 @@
         </w:tc>
         <w:tc>
           <w:tcPr>
-            <w:tcW w:type="dxa" w:w="4926"/>
+            <w:tcW w:type="dxa" w:w="5226"/>
             <w:shd w:val="clear" w:color="auto" w:fill="F3F4F6"/>
           </w:tcPr>
           <w:p>
@@ -1441,7 +1515,7 @@
                 <w:rFonts w:ascii="Arial" w:hAnsi="Arial"/>
                 <w:sz w:val="20"/>
               </w:rPr>
-              <w:t>Student lesson completions, rank progression; auto-promotion logic carried over as a hypothesis — [TBC confirm]</w:t>
+              <w:t>Student lesson completions, rank progression; auto-promotion logic carried over as a hypothesis – [TBC confirm]</w:t>
             </w:r>
           </w:p>
         </w:tc>
@@ -1449,7 +1523,7 @@
       <w:tr>
         <w:tc>
           <w:tcPr>
-            <w:tcW w:type="dxa" w:w="2400"/>
+            <w:tcW w:type="dxa" w:w="2200"/>
             <w:shd w:val="clear" w:color="auto" w:fill="FFFFFF"/>
           </w:tcPr>
           <w:p>
@@ -1467,7 +1541,7 @@
         </w:tc>
         <w:tc>
           <w:tcPr>
-            <w:tcW w:type="dxa" w:w="1700"/>
+            <w:tcW w:type="dxa" w:w="1600"/>
             <w:shd w:val="clear" w:color="auto" w:fill="FFFFFF"/>
           </w:tcPr>
           <w:p>
@@ -1485,7 +1559,7 @@
         </w:tc>
         <w:tc>
           <w:tcPr>
-            <w:tcW w:type="dxa" w:w="4926"/>
+            <w:tcW w:type="dxa" w:w="5226"/>
             <w:shd w:val="clear" w:color="auto" w:fill="FFFFFF"/>
           </w:tcPr>
           <w:p>
@@ -1505,7 +1579,7 @@
       <w:tr>
         <w:tc>
           <w:tcPr>
-            <w:tcW w:type="dxa" w:w="2400"/>
+            <w:tcW w:type="dxa" w:w="2200"/>
             <w:shd w:val="clear" w:color="auto" w:fill="F3F4F6"/>
           </w:tcPr>
           <w:p>
@@ -1523,7 +1597,7 @@
         </w:tc>
         <w:tc>
           <w:tcPr>
-            <w:tcW w:type="dxa" w:w="1700"/>
+            <w:tcW w:type="dxa" w:w="1600"/>
             <w:shd w:val="clear" w:color="auto" w:fill="F3F4F6"/>
           </w:tcPr>
           <w:p>
@@ -1541,7 +1615,7 @@
         </w:tc>
         <w:tc>
           <w:tcPr>
-            <w:tcW w:type="dxa" w:w="4926"/>
+            <w:tcW w:type="dxa" w:w="5226"/>
             <w:shd w:val="clear" w:color="auto" w:fill="F3F4F6"/>
           </w:tcPr>
           <w:p>
@@ -1553,7 +1627,7 @@
                 <w:rFonts w:ascii="Arial" w:hAnsi="Arial"/>
                 <w:sz w:val="20"/>
               </w:rPr>
-              <w:t>Medical info, photo/media consent, DBS checks tracked in-system — hard requirement with real legal/safeguarding weight</w:t>
+              <w:t>Medical info, photo/media consent, DBS checks tracked in-system — hard requirement with real legal/safeguarding weight. Design-level correction (ADR-0004): the sensitive consent fields are held in a dedicated ConsentSensitiveDetails entity, restricted whole-entity, not masked in place on ConsentRecord.</w:t>
             </w:r>
           </w:p>
         </w:tc>
@@ -1561,7 +1635,7 @@
       <w:tr>
         <w:tc>
           <w:tcPr>
-            <w:tcW w:type="dxa" w:w="2400"/>
+            <w:tcW w:type="dxa" w:w="2200"/>
             <w:shd w:val="clear" w:color="auto" w:fill="FFFFFF"/>
           </w:tcPr>
           <w:p>
@@ -1579,7 +1653,7 @@
         </w:tc>
         <w:tc>
           <w:tcPr>
-            <w:tcW w:type="dxa" w:w="1700"/>
+            <w:tcW w:type="dxa" w:w="1600"/>
             <w:shd w:val="clear" w:color="auto" w:fill="FFFFFF"/>
           </w:tcPr>
           <w:p>
@@ -1597,7 +1671,7 @@
         </w:tc>
         <w:tc>
           <w:tcPr>
-            <w:tcW w:type="dxa" w:w="4926"/>
+            <w:tcW w:type="dxa" w:w="5226"/>
             <w:shd w:val="clear" w:color="auto" w:fill="FFFFFF"/>
           </w:tcPr>
           <w:p>
@@ -1617,7 +1691,7 @@
       <w:tr>
         <w:tc>
           <w:tcPr>
-            <w:tcW w:type="dxa" w:w="2400"/>
+            <w:tcW w:type="dxa" w:w="2200"/>
             <w:shd w:val="clear" w:color="auto" w:fill="F3F4F6"/>
           </w:tcPr>
           <w:p>
@@ -1635,7 +1709,7 @@
         </w:tc>
         <w:tc>
           <w:tcPr>
-            <w:tcW w:type="dxa" w:w="1700"/>
+            <w:tcW w:type="dxa" w:w="1600"/>
             <w:shd w:val="clear" w:color="auto" w:fill="F3F4F6"/>
           </w:tcPr>
           <w:p>
@@ -1653,7 +1727,7 @@
         </w:tc>
         <w:tc>
           <w:tcPr>
-            <w:tcW w:type="dxa" w:w="4926"/>
+            <w:tcW w:type="dxa" w:w="5226"/>
             <w:shd w:val="clear" w:color="auto" w:fill="F3F4F6"/>
           </w:tcPr>
           <w:p>
@@ -1673,7 +1747,7 @@
       <w:tr>
         <w:tc>
           <w:tcPr>
-            <w:tcW w:type="dxa" w:w="2400"/>
+            <w:tcW w:type="dxa" w:w="2200"/>
             <w:shd w:val="clear" w:color="auto" w:fill="FFFFFF"/>
           </w:tcPr>
           <w:p>
@@ -1691,7 +1765,7 @@
         </w:tc>
         <w:tc>
           <w:tcPr>
-            <w:tcW w:type="dxa" w:w="1700"/>
+            <w:tcW w:type="dxa" w:w="1600"/>
             <w:shd w:val="clear" w:color="auto" w:fill="FFFFFF"/>
           </w:tcPr>
           <w:p>
@@ -1709,7 +1783,7 @@
         </w:tc>
         <w:tc>
           <w:tcPr>
-            <w:tcW w:type="dxa" w:w="4926"/>
+            <w:tcW w:type="dxa" w:w="5226"/>
             <w:shd w:val="clear" w:color="auto" w:fill="FFFFFF"/>
           </w:tcPr>
           <w:p>
@@ -1729,7 +1803,7 @@
       <w:tr>
         <w:tc>
           <w:tcPr>
-            <w:tcW w:type="dxa" w:w="2400"/>
+            <w:tcW w:type="dxa" w:w="2200"/>
             <w:shd w:val="clear" w:color="auto" w:fill="F3F4F6"/>
           </w:tcPr>
           <w:p>
@@ -1747,7 +1821,7 @@
         </w:tc>
         <w:tc>
           <w:tcPr>
-            <w:tcW w:type="dxa" w:w="1700"/>
+            <w:tcW w:type="dxa" w:w="1600"/>
             <w:shd w:val="clear" w:color="auto" w:fill="F3F4F6"/>
           </w:tcPr>
           <w:p>
@@ -1765,7 +1839,7 @@
         </w:tc>
         <w:tc>
           <w:tcPr>
-            <w:tcW w:type="dxa" w:w="4926"/>
+            <w:tcW w:type="dxa" w:w="5226"/>
             <w:shd w:val="clear" w:color="auto" w:fill="F3F4F6"/>
           </w:tcPr>
           <w:p>
@@ -1914,7 +1988,7 @@
           <w:i w:val="0"/>
           <w:sz w:val="22"/>
         </w:rPr>
-        <w:t>Dependencies (governance/raid.md): D-001 — certificate PDF generation approach decided (QuestPDF, ADR-0001); a certificate template still needs to be designed before build. D-002 — outbound transactional email provider decided (Azure Communication Services Email, ADR-0001); a verified sending domain is still required before go-live.</w:t>
+        <w:t>Dependencies (governance/raid.md): D-001 — certificate PDF generation approach decided (QuestPDF, ADR-0001); a certificate template still needs to be designed before build. D-002 — outbound transactional email provider decided (Azure Communication Services Email, ADR-0001); a verified sending domain is still required before go-live. D-003 (added at second design review) — DPIA (Data Protection Impact Assessment) screening against ICO guidance is required given special-category and children's data are processed (UK GDPR Art. 35); owner Philip, due before go-live — a dated, owned commitment tracked directly in governance/raid.md, not left as an undated forward reference.</w:t>
       </w:r>
     </w:p>
     <w:p>
@@ -1944,7 +2018,7 @@
           <w:i w:val="0"/>
           <w:sz w:val="22"/>
         </w:rPr>
-        <w:t>R-001 (special-category/children's data management) and R-002 (solo-maintainer bus-factor) — see VLMS-RAID for full detail and current mitigations, including the structural access-control/read-audit mechanism (ADR-0004) and guardian-link verification model added at design review.</w:t>
+        <w:t>R-001 (special-category/children's data management) and R-002 (solo-maintainer bus-factor) — see VLMS-RAID for full detail and current mitigations. R-001's mitigation was strengthened across two design-review passes: the ConsentRecord/ConsentSensitiveDetails entity split with structural, whole-entity access control and a named, tamper-protected read-audit mechanism (ADR-0004), and verified guardian-linking (data-design.md).</w:t>
       </w:r>
     </w:p>
     <w:sectPr>

--- a/gates/design/VLMS_BRD.docx
+++ b/gates/design/VLMS_BRD.docx
@@ -1050,7 +1050,7 @@
       <w:tr>
         <w:tc>
           <w:tcPr>
-            <w:tcW w:type="dxa" w:w="2200"/>
+            <w:tcW w:type="dxa" w:w="3000"/>
             <w:shd w:val="clear" w:color="auto" w:fill="374151"/>
           </w:tcPr>
           <w:p>
@@ -1070,7 +1070,7 @@
         </w:tc>
         <w:tc>
           <w:tcPr>
-            <w:tcW w:type="dxa" w:w="6826"/>
+            <w:tcW w:type="dxa" w:w="6026"/>
             <w:shd w:val="clear" w:color="auto" w:fill="374151"/>
           </w:tcPr>
           <w:p>
@@ -1092,7 +1092,7 @@
       <w:tr>
         <w:tc>
           <w:tcPr>
-            <w:tcW w:type="dxa" w:w="2200"/>
+            <w:tcW w:type="dxa" w:w="3000"/>
             <w:shd w:val="clear" w:color="auto" w:fill="F3F4F6"/>
           </w:tcPr>
           <w:p>
@@ -1110,7 +1110,7 @@
         </w:tc>
         <w:tc>
           <w:tcPr>
-            <w:tcW w:type="dxa" w:w="6826"/>
+            <w:tcW w:type="dxa" w:w="6026"/>
             <w:shd w:val="clear" w:color="auto" w:fill="F3F4F6"/>
           </w:tcPr>
           <w:p>
@@ -1130,7 +1130,7 @@
       <w:tr>
         <w:tc>
           <w:tcPr>
-            <w:tcW w:type="dxa" w:w="2200"/>
+            <w:tcW w:type="dxa" w:w="3000"/>
             <w:shd w:val="clear" w:color="auto" w:fill="FFFFFF"/>
           </w:tcPr>
           <w:p>
@@ -1148,7 +1148,7 @@
         </w:tc>
         <w:tc>
           <w:tcPr>
-            <w:tcW w:type="dxa" w:w="6826"/>
+            <w:tcW w:type="dxa" w:w="6026"/>
             <w:shd w:val="clear" w:color="auto" w:fill="FFFFFF"/>
           </w:tcPr>
           <w:p>
@@ -1168,7 +1168,7 @@
       <w:tr>
         <w:tc>
           <w:tcPr>
-            <w:tcW w:type="dxa" w:w="2200"/>
+            <w:tcW w:type="dxa" w:w="3000"/>
             <w:shd w:val="clear" w:color="auto" w:fill="F3F4F6"/>
           </w:tcPr>
           <w:p>
@@ -1186,7 +1186,7 @@
         </w:tc>
         <w:tc>
           <w:tcPr>
-            <w:tcW w:type="dxa" w:w="6826"/>
+            <w:tcW w:type="dxa" w:w="6026"/>
             <w:shd w:val="clear" w:color="auto" w:fill="F3F4F6"/>
           </w:tcPr>
           <w:p>
@@ -1206,7 +1206,7 @@
       <w:tr>
         <w:tc>
           <w:tcPr>
-            <w:tcW w:type="dxa" w:w="2200"/>
+            <w:tcW w:type="dxa" w:w="3000"/>
             <w:shd w:val="clear" w:color="auto" w:fill="FFFFFF"/>
           </w:tcPr>
           <w:p>
@@ -1224,7 +1224,7 @@
         </w:tc>
         <w:tc>
           <w:tcPr>
-            <w:tcW w:type="dxa" w:w="6826"/>
+            <w:tcW w:type="dxa" w:w="6026"/>
             <w:shd w:val="clear" w:color="auto" w:fill="FFFFFF"/>
           </w:tcPr>
           <w:p>
@@ -1244,7 +1244,7 @@
       <w:tr>
         <w:tc>
           <w:tcPr>
-            <w:tcW w:type="dxa" w:w="2200"/>
+            <w:tcW w:type="dxa" w:w="3000"/>
             <w:shd w:val="clear" w:color="auto" w:fill="F3F4F6"/>
           </w:tcPr>
           <w:p>
@@ -1262,7 +1262,7 @@
         </w:tc>
         <w:tc>
           <w:tcPr>
-            <w:tcW w:type="dxa" w:w="6826"/>
+            <w:tcW w:type="dxa" w:w="6026"/>
             <w:shd w:val="clear" w:color="auto" w:fill="F3F4F6"/>
           </w:tcPr>
           <w:p>
@@ -1282,7 +1282,7 @@
       <w:tr>
         <w:tc>
           <w:tcPr>
-            <w:tcW w:type="dxa" w:w="2200"/>
+            <w:tcW w:type="dxa" w:w="3000"/>
             <w:shd w:val="clear" w:color="auto" w:fill="FFFFFF"/>
           </w:tcPr>
           <w:p>
@@ -1300,7 +1300,7 @@
         </w:tc>
         <w:tc>
           <w:tcPr>
-            <w:tcW w:type="dxa" w:w="6826"/>
+            <w:tcW w:type="dxa" w:w="6026"/>
             <w:shd w:val="clear" w:color="auto" w:fill="FFFFFF"/>
           </w:tcPr>
           <w:p>
@@ -1405,7 +1405,7 @@
       <w:tr>
         <w:tc>
           <w:tcPr>
-            <w:tcW w:type="dxa" w:w="2200"/>
+            <w:tcW w:type="dxa" w:w="2400"/>
             <w:shd w:val="clear" w:color="auto" w:fill="374151"/>
           </w:tcPr>
           <w:p>
@@ -1425,7 +1425,7 @@
         </w:tc>
         <w:tc>
           <w:tcPr>
-            <w:tcW w:type="dxa" w:w="1600"/>
+            <w:tcW w:type="dxa" w:w="1400"/>
             <w:shd w:val="clear" w:color="auto" w:fill="374151"/>
           </w:tcPr>
           <w:p>
@@ -1467,7 +1467,7 @@
       <w:tr>
         <w:tc>
           <w:tcPr>
-            <w:tcW w:type="dxa" w:w="2200"/>
+            <w:tcW w:type="dxa" w:w="2400"/>
             <w:shd w:val="clear" w:color="auto" w:fill="F3F4F6"/>
           </w:tcPr>
           <w:p>
@@ -1485,7 +1485,7 @@
         </w:tc>
         <w:tc>
           <w:tcPr>
-            <w:tcW w:type="dxa" w:w="1600"/>
+            <w:tcW w:type="dxa" w:w="1400"/>
             <w:shd w:val="clear" w:color="auto" w:fill="F3F4F6"/>
           </w:tcPr>
           <w:p>
@@ -1523,7 +1523,7 @@
       <w:tr>
         <w:tc>
           <w:tcPr>
-            <w:tcW w:type="dxa" w:w="2200"/>
+            <w:tcW w:type="dxa" w:w="2400"/>
             <w:shd w:val="clear" w:color="auto" w:fill="FFFFFF"/>
           </w:tcPr>
           <w:p>
@@ -1541,7 +1541,7 @@
         </w:tc>
         <w:tc>
           <w:tcPr>
-            <w:tcW w:type="dxa" w:w="1600"/>
+            <w:tcW w:type="dxa" w:w="1400"/>
             <w:shd w:val="clear" w:color="auto" w:fill="FFFFFF"/>
           </w:tcPr>
           <w:p>
@@ -1579,7 +1579,7 @@
       <w:tr>
         <w:tc>
           <w:tcPr>
-            <w:tcW w:type="dxa" w:w="2200"/>
+            <w:tcW w:type="dxa" w:w="2400"/>
             <w:shd w:val="clear" w:color="auto" w:fill="F3F4F6"/>
           </w:tcPr>
           <w:p>
@@ -1597,7 +1597,7 @@
         </w:tc>
         <w:tc>
           <w:tcPr>
-            <w:tcW w:type="dxa" w:w="1600"/>
+            <w:tcW w:type="dxa" w:w="1400"/>
             <w:shd w:val="clear" w:color="auto" w:fill="F3F4F6"/>
           </w:tcPr>
           <w:p>
@@ -1635,7 +1635,7 @@
       <w:tr>
         <w:tc>
           <w:tcPr>
-            <w:tcW w:type="dxa" w:w="2200"/>
+            <w:tcW w:type="dxa" w:w="2400"/>
             <w:shd w:val="clear" w:color="auto" w:fill="FFFFFF"/>
           </w:tcPr>
           <w:p>
@@ -1653,7 +1653,7 @@
         </w:tc>
         <w:tc>
           <w:tcPr>
-            <w:tcW w:type="dxa" w:w="1600"/>
+            <w:tcW w:type="dxa" w:w="1400"/>
             <w:shd w:val="clear" w:color="auto" w:fill="FFFFFF"/>
           </w:tcPr>
           <w:p>
@@ -1691,7 +1691,7 @@
       <w:tr>
         <w:tc>
           <w:tcPr>
-            <w:tcW w:type="dxa" w:w="2200"/>
+            <w:tcW w:type="dxa" w:w="2400"/>
             <w:shd w:val="clear" w:color="auto" w:fill="F3F4F6"/>
           </w:tcPr>
           <w:p>
@@ -1709,7 +1709,7 @@
         </w:tc>
         <w:tc>
           <w:tcPr>
-            <w:tcW w:type="dxa" w:w="1600"/>
+            <w:tcW w:type="dxa" w:w="1400"/>
             <w:shd w:val="clear" w:color="auto" w:fill="F3F4F6"/>
           </w:tcPr>
           <w:p>
@@ -1747,7 +1747,7 @@
       <w:tr>
         <w:tc>
           <w:tcPr>
-            <w:tcW w:type="dxa" w:w="2200"/>
+            <w:tcW w:type="dxa" w:w="2400"/>
             <w:shd w:val="clear" w:color="auto" w:fill="FFFFFF"/>
           </w:tcPr>
           <w:p>
@@ -1765,7 +1765,7 @@
         </w:tc>
         <w:tc>
           <w:tcPr>
-            <w:tcW w:type="dxa" w:w="1600"/>
+            <w:tcW w:type="dxa" w:w="1400"/>
             <w:shd w:val="clear" w:color="auto" w:fill="FFFFFF"/>
           </w:tcPr>
           <w:p>
@@ -1803,7 +1803,7 @@
       <w:tr>
         <w:tc>
           <w:tcPr>
-            <w:tcW w:type="dxa" w:w="2200"/>
+            <w:tcW w:type="dxa" w:w="2400"/>
             <w:shd w:val="clear" w:color="auto" w:fill="F3F4F6"/>
           </w:tcPr>
           <w:p>
@@ -1821,7 +1821,7 @@
         </w:tc>
         <w:tc>
           <w:tcPr>
-            <w:tcW w:type="dxa" w:w="1600"/>
+            <w:tcW w:type="dxa" w:w="1400"/>
             <w:shd w:val="clear" w:color="auto" w:fill="F3F4F6"/>
           </w:tcPr>
           <w:p>
